--- a/test/网络安全事件隐患通报第S20260114号_宁波市鄞州粮食收储有限公司_弱口令_复测报告.docx
+++ b/test/网络安全事件隐患通报第S20260114号_宁波市鄞州粮食收储有限公司_弱口令_复测报告.docx
@@ -425,7 +425,7 @@
       <w:r>
         <w:drawing>
           <wp:inline xmlns:a="http://schemas.openxmlformats.org/drawingml/2006/main" xmlns:pic="http://schemas.openxmlformats.org/drawingml/2006/picture">
-            <wp:extent cx="3840480" cy="4548568"/>
+            <wp:extent cx="3657600" cy="4572000"/>
             <wp:docPr id="1" name="Picture 1"/>
             <wp:cNvGraphicFramePr>
               <a:graphicFrameLocks noChangeAspect="1"/>
@@ -434,7 +434,7 @@
               <a:graphicData uri="http://schemas.openxmlformats.org/drawingml/2006/picture">
                 <pic:pic>
                   <pic:nvPicPr>
-                    <pic:cNvPr id="0" name="agent_result_20260605142405776101.png"/>
+                    <pic:cNvPr id="0" name="agent_result_20260606184016890982.png"/>
                     <pic:cNvPicPr/>
                   </pic:nvPicPr>
                   <pic:blipFill>
@@ -446,7 +446,7 @@
                   <pic:spPr>
                     <a:xfrm>
                       <a:off x="0" y="0"/>
-                      <a:ext cx="3840480" cy="4548568"/>
+                      <a:ext cx="3657600" cy="4572000"/>
                     </a:xfrm>
                     <a:prstGeom prst="rect"/>
                   </pic:spPr>
